--- a/downloads/templates/cutover-plan.docx
+++ b/downloads/templates/cutover-plan.docx
@@ -27,6 +27,36 @@
         <w:t>Independent, free, learning-only student project. Trademarks belong to their owners. Not affiliated or endorsed. Contact https://cyphermonkeylabs.com/#contact. Nothing is sold.</w:t>
       </w:r>
     </w:p>
+    <w:p>
+      <w:r>
+        <w:t>Sources and go deeper</w:t>
+      </w:r>
+    </w:p>
+    <w:p>
+      <w:r>
+        <w:t>Planning your implementation. vendor. https://documentation.five9.com/bundle/basic-admin/page/basic-admin/intro/planning-your-implementation.htm. last checked 2026-10.</w:t>
+      </w:r>
+    </w:p>
+    <w:p>
+      <w:r>
+        <w:t>Technical requirements PDF. vendor. https://documentation-be.five9.com/bundle/five9-technical-requirements/raw/resource/enus/five9-technical-requirements.pdf. last checked 2026-10.</w:t>
+      </w:r>
+    </w:p>
+    <w:p>
+      <w:r>
+        <w:t>IANA service names and port numbers. ports. https://www.iana.org/assignments/service-names-port-numbers/service-names-port-numbers.xhtml. last checked 2026-10.</w:t>
+      </w:r>
+    </w:p>
+    <w:p>
+      <w:r>
+        <w:t>RFC 3261, SIP: Session Initiation Protocol. rfc. https://www.rfc-editor.org/rfc/rfc3261. last checked 2026-10.</w:t>
+      </w:r>
+    </w:p>
+    <w:p>
+      <w:r>
+        <w:t>Interactive voice response. wikipedia. https://en.wikipedia.org/wiki/Interactive_voice_response. last checked 2026-10.</w:t>
+      </w:r>
+    </w:p>
   </w:body>
 </w:document>
 </file>